--- a/template.docx
+++ b/template.docx
@@ -27,14 +27,6 @@
           <w:szCs w:val="32"/>
         </w:rPr>
       </w:pPr>
-      <w:r>
-        <w:rPr>
-          <w:rFonts w:hint="eastAsia" w:ascii="仿宋" w:hAnsi="仿宋" w:eastAsia="仿宋"/>
-          <w:sz w:val="32"/>
-          <w:szCs w:val="32"/>
-        </w:rPr>
-        <w:t>{{ company_logo }}</w:t>
-      </w:r>
     </w:p>
     <w:p>
       <w:pPr>
@@ -206,36 +198,27 @@
           <w:szCs w:val="32"/>
           <w:lang w:val="en-US" w:eastAsia="zh-CN"/>
         </w:rPr>
-        <w:t xml:space="preserve">{{金额 | </w:t>
+        <w:t>{{预算}}</w:t>
+      </w:r>
+      <w:r>
+        <w:rPr>
+          <w:rFonts w:hint="eastAsia" w:ascii="仿宋" w:hAnsi="仿宋" w:eastAsia="仿宋" w:cs="仿宋"/>
+          <w:sz w:val="32"/>
+          <w:szCs w:val="32"/>
+        </w:rPr>
+        <w:t>万元</w:t>
+      </w:r>
+      <w:r>
+        <w:rPr>
+          <w:rFonts w:hint="eastAsia" w:ascii="仿宋" w:hAnsi="仿宋" w:eastAsia="仿宋" w:cs="仿宋"/>
+          <w:sz w:val="32"/>
+          <w:szCs w:val="32"/>
+          <w:lang w:val="en-US" w:eastAsia="zh-CN"/>
+        </w:rPr>
+        <w:t>人民币。</w:t>
       </w:r>
       <w:bookmarkStart w:id="0" w:name="_GoBack"/>
       <w:bookmarkEnd w:id="0"/>
-      <w:r>
-        <w:rPr>
-          <w:rFonts w:hint="eastAsia" w:ascii="仿宋" w:hAnsi="仿宋" w:eastAsia="仿宋" w:cs="仿宋"/>
-          <w:sz w:val="32"/>
-          <w:szCs w:val="32"/>
-          <w:lang w:val="en-US" w:eastAsia="zh-CN"/>
-        </w:rPr>
-        <w:t>money }}</w:t>
-      </w:r>
-      <w:r>
-        <w:rPr>
-          <w:rFonts w:hint="eastAsia" w:ascii="仿宋" w:hAnsi="仿宋" w:eastAsia="仿宋" w:cs="仿宋"/>
-          <w:sz w:val="32"/>
-          <w:szCs w:val="32"/>
-        </w:rPr>
-        <w:t>万元</w:t>
-      </w:r>
-      <w:r>
-        <w:rPr>
-          <w:rFonts w:hint="eastAsia" w:ascii="仿宋" w:hAnsi="仿宋" w:eastAsia="仿宋" w:cs="仿宋"/>
-          <w:sz w:val="32"/>
-          <w:szCs w:val="32"/>
-          <w:lang w:val="en-US" w:eastAsia="zh-CN"/>
-        </w:rPr>
-        <w:t>人民币。</w:t>
-      </w:r>
     </w:p>
     <w:p>
       <w:pPr>
@@ -256,132 +239,8 @@
           <w:rFonts w:hint="eastAsia" w:ascii="仿宋" w:hAnsi="仿宋" w:eastAsia="仿宋" w:cs="仿宋"/>
           <w:sz w:val="32"/>
           <w:szCs w:val="32"/>
-          <w:lang w:eastAsia="zh-CN"/>
-        </w:rPr>
-      </w:pPr>
-      <w:r>
-        <w:rPr>
-          <w:rFonts w:hint="eastAsia" w:ascii="仿宋" w:hAnsi="仿宋" w:eastAsia="仿宋" w:cs="仿宋"/>
-          <w:sz w:val="32"/>
-          <w:szCs w:val="32"/>
-        </w:rPr>
-        <w:t>{% if score &gt;= 60 %}</w:t>
-      </w:r>
-    </w:p>
-    <w:p>
-      <w:pPr>
-        <w:ind w:firstLine="640" w:firstLineChars="200"/>
-        <w:jc w:val="left"/>
-        <w:rPr>
-          <w:rFonts w:hint="eastAsia" w:ascii="仿宋" w:hAnsi="仿宋" w:eastAsia="仿宋" w:cs="仿宋"/>
-          <w:sz w:val="32"/>
-          <w:szCs w:val="32"/>
-          <w:lang w:eastAsia="zh-CN"/>
-        </w:rPr>
-      </w:pPr>
-      <w:r>
-        <w:rPr>
-          <w:rFonts w:hint="eastAsia" w:ascii="仿宋" w:hAnsi="仿宋" w:eastAsia="仿宋" w:cs="仿宋"/>
-          <w:sz w:val="32"/>
-          <w:szCs w:val="32"/>
-          <w:lang w:val="en-US" w:eastAsia="zh-CN"/>
-        </w:rPr>
-        <w:tab/>
-      </w:r>
-      <w:r>
-        <w:rPr>
-          <w:rFonts w:hint="default" w:ascii="仿宋" w:hAnsi="仿宋" w:eastAsia="仿宋" w:cs="仿宋"/>
-          <w:sz w:val="32"/>
-          <w:szCs w:val="32"/>
-        </w:rPr>
-        <w:t>合格</w:t>
-      </w:r>
-    </w:p>
-    <w:p>
-      <w:pPr>
-        <w:ind w:firstLine="640" w:firstLineChars="200"/>
-        <w:jc w:val="left"/>
-        <w:rPr>
-          <w:rFonts w:hint="eastAsia" w:ascii="仿宋" w:hAnsi="仿宋" w:eastAsia="仿宋" w:cs="仿宋"/>
-          <w:sz w:val="32"/>
-          <w:szCs w:val="32"/>
-          <w:lang w:eastAsia="zh-CN"/>
-        </w:rPr>
-      </w:pPr>
-      <w:r>
-        <w:rPr>
-          <w:rFonts w:hint="eastAsia" w:ascii="仿宋" w:hAnsi="仿宋" w:eastAsia="仿宋" w:cs="仿宋"/>
-          <w:sz w:val="32"/>
-          <w:szCs w:val="32"/>
-          <w:lang w:val="en-US" w:eastAsia="zh-CN"/>
-        </w:rPr>
-        <w:tab/>
-      </w:r>
-      <w:r>
-        <w:rPr>
-          <w:rFonts w:hint="default" w:ascii="仿宋" w:hAnsi="仿宋" w:eastAsia="仿宋" w:cs="仿宋"/>
-          <w:sz w:val="32"/>
-          <w:szCs w:val="32"/>
-        </w:rPr>
-        <w:t>{% else %}</w:t>
-      </w:r>
-    </w:p>
-    <w:p>
-      <w:pPr>
-        <w:ind w:firstLine="640" w:firstLineChars="200"/>
-        <w:jc w:val="left"/>
-        <w:rPr>
-          <w:rFonts w:hint="eastAsia" w:ascii="仿宋" w:hAnsi="仿宋" w:eastAsia="仿宋" w:cs="仿宋"/>
-          <w:sz w:val="32"/>
-          <w:szCs w:val="32"/>
-          <w:lang w:eastAsia="zh-CN"/>
-        </w:rPr>
-      </w:pPr>
-      <w:r>
-        <w:rPr>
-          <w:rFonts w:hint="eastAsia" w:ascii="仿宋" w:hAnsi="仿宋" w:eastAsia="仿宋" w:cs="仿宋"/>
-          <w:sz w:val="32"/>
-          <w:szCs w:val="32"/>
-          <w:lang w:val="en-US" w:eastAsia="zh-CN"/>
-        </w:rPr>
-        <w:tab/>
-      </w:r>
-      <w:r>
-        <w:rPr>
-          <w:rFonts w:hint="default" w:ascii="仿宋" w:hAnsi="仿宋" w:eastAsia="仿宋" w:cs="仿宋"/>
-          <w:sz w:val="32"/>
-          <w:szCs w:val="32"/>
-        </w:rPr>
-        <w:t>不合格</w:t>
-      </w:r>
-    </w:p>
-    <w:p>
-      <w:pPr>
-        <w:ind w:firstLine="640" w:firstLineChars="200"/>
-        <w:jc w:val="left"/>
-        <w:rPr>
-          <w:rFonts w:hint="eastAsia" w:ascii="仿宋" w:hAnsi="仿宋" w:eastAsia="仿宋" w:cs="仿宋"/>
-          <w:sz w:val="32"/>
-          <w:szCs w:val="32"/>
-        </w:rPr>
-      </w:pPr>
-      <w:r>
-        <w:rPr>
-          <w:rFonts w:hint="eastAsia" w:ascii="仿宋" w:hAnsi="仿宋" w:eastAsia="仿宋" w:cs="仿宋"/>
-          <w:sz w:val="32"/>
-          <w:szCs w:val="32"/>
-          <w:lang w:val="en-US" w:eastAsia="zh-CN"/>
-        </w:rPr>
-        <w:tab/>
-      </w:r>
-      <w:r>
-        <w:rPr>
-          <w:rFonts w:hint="default" w:ascii="仿宋" w:hAnsi="仿宋" w:eastAsia="仿宋" w:cs="仿宋"/>
-          <w:sz w:val="32"/>
-          <w:szCs w:val="32"/>
-        </w:rPr>
-        <w:t>{% endif %}</w:t>
-      </w:r>
+        </w:rPr>
+      </w:pPr>
     </w:p>
     <w:p>
       <w:pPr>
@@ -584,7 +443,7 @@
     <w:lsdException w:qFormat="1" w:unhideWhenUsed="0" w:uiPriority="0" w:semiHidden="0" w:name="Title"/>
     <w:lsdException w:unhideWhenUsed="0" w:uiPriority="0" w:semiHidden="0" w:name="Closing"/>
     <w:lsdException w:unhideWhenUsed="0" w:uiPriority="0" w:semiHidden="0" w:name="Signature"/>
-    <w:lsdException w:qFormat="1" w:unhideWhenUsed="0" w:uiPriority="0" w:name="Default Paragraph Font"/>
+    <w:lsdException w:unhideWhenUsed="0" w:uiPriority="0" w:name="Default Paragraph Font"/>
     <w:lsdException w:unhideWhenUsed="0" w:uiPriority="0" w:semiHidden="0" w:name="Body Text"/>
     <w:lsdException w:qFormat="1" w:unhideWhenUsed="0" w:uiPriority="0" w:semiHidden="0" w:name="Body Text Indent"/>
     <w:lsdException w:unhideWhenUsed="0" w:uiPriority="0" w:semiHidden="0" w:name="List Continue"/>
@@ -615,7 +474,7 @@
     <w:lsdException w:unhideWhenUsed="0" w:uiPriority="0" w:semiHidden="0" w:name="HTML Acronym"/>
     <w:lsdException w:unhideWhenUsed="0" w:uiPriority="0" w:semiHidden="0" w:name="HTML Address"/>
     <w:lsdException w:unhideWhenUsed="0" w:uiPriority="0" w:semiHidden="0" w:name="HTML Cite"/>
-    <w:lsdException w:qFormat="1" w:unhideWhenUsed="0" w:uiPriority="0" w:semiHidden="0" w:name="HTML Code"/>
+    <w:lsdException w:unhideWhenUsed="0" w:uiPriority="0" w:semiHidden="0" w:name="HTML Code"/>
     <w:lsdException w:unhideWhenUsed="0" w:uiPriority="0" w:semiHidden="0" w:name="HTML Definition"/>
     <w:lsdException w:unhideWhenUsed="0" w:uiPriority="0" w:semiHidden="0" w:name="HTML Keyboard"/>
     <w:lsdException w:unhideWhenUsed="0" w:uiPriority="0" w:semiHidden="0" w:name="HTML Preformatted"/>
@@ -805,7 +664,6 @@
   <w:style w:type="character" w:default="1" w:styleId="5">
     <w:name w:val="Default Paragraph Font"/>
     <w:semiHidden/>
-    <w:qFormat/>
     <w:uiPriority w:val="0"/>
   </w:style>
   <w:style w:type="table" w:default="1" w:styleId="4">
@@ -834,16 +692,6 @@
     <w:rPr>
       <w:rFonts w:ascii="仿宋_GB2312" w:eastAsia="仿宋_GB2312"/>
       <w:sz w:val="32"/>
-    </w:rPr>
-  </w:style>
-  <w:style w:type="character" w:styleId="6">
-    <w:name w:val="HTML Code"/>
-    <w:basedOn w:val="5"/>
-    <w:qFormat/>
-    <w:uiPriority w:val="0"/>
-    <w:rPr>
-      <w:rFonts w:ascii="Courier New" w:hAnsi="Courier New"/>
-      <w:sz w:val="20"/>
     </w:rPr>
   </w:style>
 </w:styles>
